--- a/Multi threading documents.docx
+++ b/Multi threading documents.docx
@@ -24140,6 +24140,7 @@
     </w:p>
     <w:p>
       <w:pPr>
+        <w:ind w:firstLine="720"/>
         <w:rPr>
           <w:b/>
           <w:bCs/>
